--- a/spa/docx/34.content.docx
+++ b/spa/docx/34.content.docx
@@ -15777,18 +15777,12 @@
         </w:rPr>
         <w:t xml:space="preserve"> para centrar la atención en lo que está a punto de decir. Tu idioma puede tener una expresión comparable que podrías usar en tu traducción. Vea cómo se tradujo esto en </w:t>
       </w:r>
-      <w:hyperlink r:id="rId13">
-        <w:r>
-          <w:rPr>
-            <w:lang w:val="es_ES" w:bidi="es_ES"/>
-          </w:rPr>
-          <w:rPr>
-            <w:color w:val="0000EE"/>
-            <w:u w:val="single"/>
-          </w:rPr>
-          <w:t>2:13</w:t>
-        </w:r>
-      </w:hyperlink>
+      <w:r>
+        <w:rPr>
+          <w:lang w:val="es_ES" w:bidi="es_ES"/>
+        </w:rPr>
+        <w:t>2:13</w:t>
+      </w:r>
       <w:r>
         <w:rPr>
           <w:lang w:val="es_ES" w:bidi="es_ES"/>
@@ -16333,18 +16327,12 @@
         </w:rPr>
         <w:t xml:space="preserve">se refiere a Nínive, a la que Jehová describió como una prostituta en </w:t>
       </w:r>
-      <w:hyperlink r:id="rId14">
-        <w:r>
-          <w:rPr>
-            <w:lang w:val="es_ES" w:bidi="es_ES"/>
-          </w:rPr>
-          <w:rPr>
-            <w:color w:val="0000EE"/>
-            <w:u w:val="single"/>
-          </w:rPr>
-          <w:t>3:4</w:t>
-        </w:r>
-      </w:hyperlink>
+      <w:r>
+        <w:rPr>
+          <w:lang w:val="es_ES" w:bidi="es_ES"/>
+        </w:rPr>
+        <w:t>3:4</w:t>
+      </w:r>
       <w:r>
         <w:rPr>
           <w:lang w:val="es_ES" w:bidi="es_ES"/>

--- a/spa/docx/34.content.docx
+++ b/spa/docx/34.content.docx
@@ -1467,13 +1467,7 @@
         <w:rPr>
           <w:lang w:val="es_ES" w:bidi="es_ES"/>
         </w:rPr>
-        <w:t xml:space="preserve">Ver: </w:t>
-      </w:r>
-      <w:r>
-        <w:rPr>
-          <w:lang w:val="es_ES" w:bidi="es_ES"/>
-        </w:rPr>
-        <w:t>Reduplicación</w:t>
+        <w:t>Ver: Reduplicación</w:t>
       </w:r>
       <w:r>
         <w:rPr>
@@ -19872,13 +19866,7 @@
         <w:rPr>
           <w:lang w:val="es_ES" w:bidi="es_ES"/>
         </w:rPr>
-        <w:t xml:space="preserve">Ver: </w:t>
-      </w:r>
-      <w:r>
-        <w:rPr>
-          <w:lang w:val="es_ES" w:bidi="es_ES"/>
-        </w:rPr>
-        <w:t>Reduplicación</w:t>
+        <w:t>Ver: Reduplicación</w:t>
       </w:r>
       <w:r>
         <w:rPr>
